--- a/Michael.Albergo.docx
+++ b/Michael.Albergo.docx
@@ -47,7 +47,15 @@
         <w:t xml:space="preserve">Address: </w:t>
       </w:r>
       <w:r>
-        <w:t>99 Stonehedge Lane South, Guilford, CT 06437</w:t>
+        <w:t xml:space="preserve">99 </w:t>
+      </w:r>
+      <w:proofErr w:type="spellStart"/>
+      <w:r>
+        <w:t>Stonehedge</w:t>
+      </w:r>
+      <w:proofErr w:type="spellEnd"/>
+      <w:r>
+        <w:t xml:space="preserve"> Lane South, Guilford, CT 06437</w:t>
       </w:r>
     </w:p>
     <w:p>
@@ -86,7 +94,7 @@
         <w:rPr>
           <w:rStyle w:val="CapsExpandedColored"/>
         </w:rPr>
-        <w:t>University of Cambridge, DOwning College</w:t>
+        <w:t>Perimeter Institute For theoretical physics</w:t>
       </w:r>
       <w:r>
         <w:tab/>
@@ -100,22 +108,15 @@
         <w:rPr>
           <w:i/>
         </w:rPr>
-        <w:t>MPhil in Physics</w:t>
-      </w:r>
-      <w:r>
-        <w:rPr>
-          <w:i/>
-        </w:rPr>
-        <w:t>, focus on machine learning</w:t>
-      </w:r>
-      <w:r>
-        <w:tab/>
-      </w:r>
-      <w:r>
-        <w:t xml:space="preserve">Expected Graduation </w:t>
-      </w:r>
-      <w:r>
-        <w:t>Summer 2018</w:t>
+        <w:t>Graduate Fellow</w:t>
+      </w:r>
+      <w:bookmarkStart w:id="0" w:name="_GoBack"/>
+      <w:bookmarkEnd w:id="0"/>
+      <w:r>
+        <w:tab/>
+      </w:r>
+      <w:r>
+        <w:t>October 2018 - Present</w:t>
       </w:r>
     </w:p>
     <w:p>
@@ -127,25 +128,19 @@
         </w:numPr>
       </w:pPr>
       <w:r>
-        <w:t>Main project on implementing generative</w:t>
-      </w:r>
-      <w:r>
-        <w:t xml:space="preserve"> </w:t>
-      </w:r>
-      <w:r>
-        <w:t>networks</w:t>
-      </w:r>
-      <w:r>
-        <w:t xml:space="preserve"> (GANs, VAEs)</w:t>
-      </w:r>
-      <w:r>
-        <w:t xml:space="preserve"> t</w:t>
-      </w:r>
-      <w:r>
-        <w:t xml:space="preserve">o simulate detector response for </w:t>
-      </w:r>
-      <w:r>
-        <w:t>ATLAS detector at CERN.</w:t>
+        <w:t xml:space="preserve">Applying generative models to </w:t>
+      </w:r>
+      <w:r>
+        <w:t xml:space="preserve">improve </w:t>
+      </w:r>
+      <w:r>
+        <w:t>quantum state tomography</w:t>
+      </w:r>
+      <w:r>
+        <w:t>.</w:t>
+      </w:r>
+      <w:r>
+        <w:t xml:space="preserve"> Optimizing to POVM measurement techniques and state fidelity.</w:t>
       </w:r>
     </w:p>
     <w:p>
@@ -157,7 +152,60 @@
         </w:numPr>
       </w:pPr>
       <w:r>
-        <w:t>Course attendances: quantum computing, quantum information theory</w:t>
+        <w:t xml:space="preserve">Supervised by Professor Roger </w:t>
+      </w:r>
+      <w:proofErr w:type="spellStart"/>
+      <w:r>
+        <w:t>Melko</w:t>
+      </w:r>
+      <w:proofErr w:type="spellEnd"/>
+      <w:r>
+        <w:t xml:space="preserve">, Juan </w:t>
+      </w:r>
+      <w:proofErr w:type="spellStart"/>
+      <w:r>
+        <w:t>Carrasquilla</w:t>
+      </w:r>
+      <w:proofErr w:type="spellEnd"/>
+      <w:r>
+        <w:t>.</w:t>
+      </w:r>
+    </w:p>
+    <w:p>
+      <w:r>
+        <w:rPr>
+          <w:rStyle w:val="CapsExpandedColored"/>
+        </w:rPr>
+        <w:t>University of Cambridge, DOwning College</w:t>
+      </w:r>
+      <w:r>
+        <w:tab/>
+      </w:r>
+      <w:r>
+        <w:t>Cambridge, UK</w:t>
+      </w:r>
+    </w:p>
+    <w:p>
+      <w:r>
+        <w:rPr>
+          <w:i/>
+        </w:rPr>
+        <w:t>MPhil in Physics</w:t>
+      </w:r>
+      <w:r>
+        <w:rPr>
+          <w:i/>
+        </w:rPr>
+        <w:t>, focus on machine learning</w:t>
+      </w:r>
+      <w:r>
+        <w:tab/>
+      </w:r>
+      <w:r>
+        <w:t xml:space="preserve">Expected Graduation </w:t>
+      </w:r>
+      <w:r>
+        <w:t>Summer 2018</w:t>
       </w:r>
     </w:p>
     <w:p>
@@ -169,6 +217,48 @@
         </w:numPr>
       </w:pPr>
       <w:r>
+        <w:t>Main project on implementing generative</w:t>
+      </w:r>
+      <w:r>
+        <w:t xml:space="preserve"> </w:t>
+      </w:r>
+      <w:r>
+        <w:t>networks</w:t>
+      </w:r>
+      <w:r>
+        <w:t xml:space="preserve"> (GANs, VAEs)</w:t>
+      </w:r>
+      <w:r>
+        <w:t xml:space="preserve"> t</w:t>
+      </w:r>
+      <w:r>
+        <w:t xml:space="preserve">o simulate detector response for </w:t>
+      </w:r>
+      <w:r>
+        <w:t>ATLAS detector at CERN.</w:t>
+      </w:r>
+    </w:p>
+    <w:p>
+      <w:pPr>
+        <w:pStyle w:val="ListParagraph"/>
+        <w:numPr>
+          <w:ilvl w:val="0"/>
+          <w:numId w:val="11"/>
+        </w:numPr>
+      </w:pPr>
+      <w:r>
+        <w:t>Course attendances: quantum computing, quantum information theory</w:t>
+      </w:r>
+    </w:p>
+    <w:p>
+      <w:pPr>
+        <w:pStyle w:val="ListParagraph"/>
+        <w:numPr>
+          <w:ilvl w:val="0"/>
+          <w:numId w:val="11"/>
+        </w:numPr>
+      </w:pPr>
+      <w:r>
         <w:t>I supervise the Part III masters course i</w:t>
       </w:r>
       <w:r>
@@ -327,20 +417,27 @@
       <w:pPr>
         <w:pStyle w:val="ListParagraph"/>
       </w:pPr>
-      <w:r>
-        <w:t>Weissman Scholar</w:t>
+      <w:proofErr w:type="spellStart"/>
+      <w:r>
+        <w:t>Weissman</w:t>
+      </w:r>
+      <w:proofErr w:type="spellEnd"/>
+      <w:r>
+        <w:t xml:space="preserve"> Scholar</w:t>
       </w:r>
     </w:p>
     <w:p>
       <w:pPr>
         <w:pStyle w:val="ListParagraph"/>
       </w:pPr>
+      <w:proofErr w:type="spellStart"/>
       <w:r>
         <w:rPr>
           <w:u w:val="single"/>
         </w:rPr>
         <w:t>Extracurriculars</w:t>
       </w:r>
+      <w:proofErr w:type="spellEnd"/>
       <w:r>
         <w:t xml:space="preserve">: </w:t>
       </w:r>
@@ -503,12 +600,14 @@
         </w:rPr>
         <w:t xml:space="preserve">Python, </w:t>
       </w:r>
+      <w:proofErr w:type="spellStart"/>
       <w:r>
         <w:rPr>
           <w:b/>
         </w:rPr>
         <w:t>Matlab</w:t>
       </w:r>
+      <w:proofErr w:type="spellEnd"/>
       <w:r>
         <w:rPr>
           <w:b/>
@@ -566,7 +665,33 @@
         <w:rPr>
           <w:rFonts w:eastAsiaTheme="minorHAnsi"/>
         </w:rPr>
-        <w:t>: PCA, Bayesian stats, MDP, hidden markov models, neural networks, independent component analysis, canonical correl</w:t>
+        <w:t xml:space="preserve">: </w:t>
+      </w:r>
+      <w:r>
+        <w:rPr>
+          <w:rFonts w:eastAsiaTheme="minorHAnsi"/>
+        </w:rPr>
+        <w:t xml:space="preserve">generative models, </w:t>
+      </w:r>
+      <w:r>
+        <w:rPr>
+          <w:rFonts w:eastAsiaTheme="minorHAnsi"/>
+        </w:rPr>
+        <w:t xml:space="preserve">PCA, Bayesian stats, MDP, hidden </w:t>
+      </w:r>
+      <w:proofErr w:type="spellStart"/>
+      <w:r>
+        <w:rPr>
+          <w:rFonts w:eastAsiaTheme="minorHAnsi"/>
+        </w:rPr>
+        <w:t>markov</w:t>
+      </w:r>
+      <w:proofErr w:type="spellEnd"/>
+      <w:r>
+        <w:rPr>
+          <w:rFonts w:eastAsiaTheme="minorHAnsi"/>
+        </w:rPr>
+        <w:t xml:space="preserve"> models, neural networks, independent component analysis, canonical correl</w:t>
       </w:r>
       <w:r>
         <w:rPr>
@@ -592,7 +717,15 @@
         </w:rPr>
       </w:pPr>
       <w:r>
-        <w:t xml:space="preserve">Maximizing Ebay’s utility for iPhone sales: </w:t>
+        <w:t xml:space="preserve">Maximizing </w:t>
+      </w:r>
+      <w:proofErr w:type="spellStart"/>
+      <w:r>
+        <w:t>Ebay’s</w:t>
+      </w:r>
+      <w:proofErr w:type="spellEnd"/>
+      <w:r>
+        <w:t xml:space="preserve"> utility for iPhone sales: </w:t>
       </w:r>
       <w:r>
         <w:rPr>
@@ -655,7 +788,7 @@
           <w:rStyle w:val="ItalicExpanded"/>
           <w:b/>
         </w:rPr>
-        <w:t>Co-founder and CTO</w:t>
+        <w:t>Co-founder</w:t>
       </w:r>
     </w:p>
     <w:p>
@@ -674,11 +807,39 @@
           <w:sz w:val="15"/>
         </w:rPr>
       </w:pPr>
+      <w:proofErr w:type="spellStart"/>
       <w:r>
         <w:rPr>
           <w:rFonts w:eastAsiaTheme="minorHAnsi"/>
         </w:rPr>
-        <w:t>Agronomia is a real-time predictive marketplace for agricultural waste that biochemical companies can use for feedstock toward creating a more sustainable bioeconomy.</w:t>
+        <w:t>Agronomia</w:t>
+      </w:r>
+      <w:proofErr w:type="spellEnd"/>
+      <w:r>
+        <w:rPr>
+          <w:rFonts w:eastAsiaTheme="minorHAnsi"/>
+        </w:rPr>
+        <w:t xml:space="preserve"> is an AI-driven </w:t>
+      </w:r>
+      <w:r>
+        <w:rPr>
+          <w:rFonts w:eastAsiaTheme="minorHAnsi"/>
+        </w:rPr>
+        <w:t xml:space="preserve">marketplace for agricultural waste that biochemical companies can use for feedstock toward creating a more sustainable </w:t>
+      </w:r>
+      <w:proofErr w:type="spellStart"/>
+      <w:r>
+        <w:rPr>
+          <w:rFonts w:eastAsiaTheme="minorHAnsi"/>
+        </w:rPr>
+        <w:t>bioeconomy</w:t>
+      </w:r>
+      <w:proofErr w:type="spellEnd"/>
+      <w:r>
+        <w:rPr>
+          <w:rFonts w:eastAsiaTheme="minorHAnsi"/>
+        </w:rPr>
+        <w:t>.</w:t>
       </w:r>
     </w:p>
     <w:p>
@@ -765,33 +926,15 @@
         </w:rPr>
         <w:t xml:space="preserve"> Enterprise Competition</w:t>
       </w:r>
-      <w:bookmarkStart w:id="0" w:name="_GoBack"/>
-      <w:bookmarkEnd w:id="0"/>
     </w:p>
     <w:p>
       <w:pPr>
         <w:pStyle w:val="Heading1"/>
-        <w:rPr>
-          <w:dstrike/>
-          <w:color w:val="808080" w:themeColor="background1" w:themeShade="80"/>
-        </w:rPr>
-      </w:pPr>
-      <w:r>
         <w:rPr>
           <w:rStyle w:val="ColoredStrike"/>
           <w:color w:val="808080" w:themeColor="background1" w:themeShade="80"/>
         </w:rPr>
-        <w:tab/>
-      </w:r>
-      <w:r>
-        <w:t xml:space="preserve"> </w:t>
-      </w:r>
-      <w:r>
-        <w:t xml:space="preserve">RESEARCH </w:t>
-      </w:r>
-      <w:r>
-        <w:t xml:space="preserve">EXPERIENCE </w:t>
-      </w:r>
+      </w:pPr>
       <w:r>
         <w:rPr>
           <w:rStyle w:val="ColoredStrike"/>
@@ -799,19 +942,35 @@
         </w:rPr>
         <w:tab/>
       </w:r>
+      <w:r>
+        <w:t xml:space="preserve"> </w:t>
+      </w:r>
+      <w:r>
+        <w:t xml:space="preserve">RESEARCH </w:t>
+      </w:r>
+      <w:r>
+        <w:t xml:space="preserve">EXPERIENCE </w:t>
+      </w:r>
+      <w:r>
+        <w:rPr>
+          <w:rStyle w:val="ColoredStrike"/>
+          <w:color w:val="808080" w:themeColor="background1" w:themeShade="80"/>
+        </w:rPr>
+        <w:tab/>
+      </w:r>
     </w:p>
     <w:p>
       <w:r>
         <w:rPr>
           <w:rStyle w:val="CapsExpandedColored"/>
         </w:rPr>
-        <w:t>Massachusetts Insititute of Technology</w:t>
-      </w:r>
-      <w:r>
-        <w:tab/>
-      </w:r>
-      <w:r>
-        <w:t>Cambridge, MA</w:t>
+        <w:t>MICROSOFT</w:t>
+      </w:r>
+      <w:r>
+        <w:tab/>
+      </w:r>
+      <w:r>
+        <w:t>Seattle, WA</w:t>
       </w:r>
     </w:p>
     <w:p>
@@ -820,16 +979,19 @@
           <w:rStyle w:val="ItalicExpanded"/>
           <w:b/>
         </w:rPr>
-        <w:t>Adjunct Researcher, Cognitive Neuroscience</w:t>
-      </w:r>
-      <w:r>
-        <w:tab/>
-      </w:r>
-      <w:r>
-        <w:t xml:space="preserve">June 2017 – </w:t>
-      </w:r>
-      <w:r>
-        <w:t>October 2017</w:t>
+        <w:t>Intern, Artificial Intelligence and Research Group</w:t>
+      </w:r>
+      <w:r>
+        <w:tab/>
+      </w:r>
+      <w:r>
+        <w:t>June 2018</w:t>
+      </w:r>
+      <w:r>
+        <w:t xml:space="preserve"> – </w:t>
+      </w:r>
+      <w:r>
+        <w:t>September 2018</w:t>
       </w:r>
     </w:p>
     <w:p>
@@ -845,22 +1007,16 @@
         <w:contextualSpacing/>
       </w:pPr>
       <w:r>
-        <w:t xml:space="preserve">Dimensionality reduction of semantic space for understanding </w:t>
-      </w:r>
-      <w:r>
-        <w:t xml:space="preserve">intrinsic </w:t>
-      </w:r>
-      <w:r>
-        <w:t xml:space="preserve">neural </w:t>
-      </w:r>
-      <w:r>
-        <w:t>sources of</w:t>
-      </w:r>
-      <w:r>
-        <w:t xml:space="preserve"> language processing </w:t>
-      </w:r>
-      <w:r>
-        <w:t xml:space="preserve">in fMRI data. </w:t>
+        <w:t>Examining non-linear independent component analysis</w:t>
+      </w:r>
+      <w:r>
+        <w:t xml:space="preserve"> in the context of deep generative models</w:t>
+      </w:r>
+      <w:r>
+        <w:t xml:space="preserve"> and kernel methods</w:t>
+      </w:r>
+      <w:r>
+        <w:t xml:space="preserve">. </w:t>
       </w:r>
     </w:p>
     <w:p>
@@ -868,25 +1024,13 @@
         <w:rPr>
           <w:rStyle w:val="CapsExpandedColored"/>
         </w:rPr>
-        <w:t>European Center for Nuclear Research</w:t>
-      </w:r>
-      <w:r>
-        <w:rPr>
-          <w:rStyle w:val="CapsExpandedColored"/>
-        </w:rPr>
-        <w:t xml:space="preserve"> (CERN)</w:t>
-      </w:r>
-      <w:r>
-        <w:tab/>
-      </w:r>
-      <w:r>
-        <w:t>Geneva</w:t>
-      </w:r>
-      <w:r>
-        <w:t>,</w:t>
-      </w:r>
-      <w:r>
-        <w:t xml:space="preserve"> Switzerland</w:t>
+        <w:t>Massachusetts Insititute of Technology</w:t>
+      </w:r>
+      <w:r>
+        <w:tab/>
+      </w:r>
+      <w:r>
+        <w:t>Cambridge, MA</w:t>
       </w:r>
     </w:p>
     <w:p>
@@ -895,15 +1039,99 @@
           <w:rStyle w:val="ItalicExpanded"/>
           <w:b/>
         </w:rPr>
-        <w:t>Researcher</w:t>
-      </w:r>
+        <w:t>Adjunct Researcher, Cognitive Neuroscience</w:t>
+      </w:r>
+      <w:r>
+        <w:tab/>
+      </w:r>
+      <w:r>
+        <w:t xml:space="preserve">June 2017 – </w:t>
+      </w:r>
+      <w:r>
+        <w:t>October 2017</w:t>
+      </w:r>
+    </w:p>
+    <w:p>
+      <w:pPr>
+        <w:pStyle w:val="ListParagraph"/>
+        <w:numPr>
+          <w:ilvl w:val="0"/>
+          <w:numId w:val="6"/>
+        </w:numPr>
+        <w:tabs>
+          <w:tab w:val="clear" w:pos="10800"/>
+        </w:tabs>
+        <w:contextualSpacing/>
+      </w:pPr>
+      <w:r>
+        <w:t xml:space="preserve">Dimensionality reduction of semantic space for understanding </w:t>
+      </w:r>
+      <w:r>
+        <w:t xml:space="preserve">intrinsic </w:t>
+      </w:r>
+      <w:r>
+        <w:t xml:space="preserve">neural </w:t>
+      </w:r>
+      <w:r>
+        <w:t>sources of</w:t>
+      </w:r>
+      <w:r>
+        <w:t xml:space="preserve"> language processing </w:t>
+      </w:r>
+      <w:r>
+        <w:t xml:space="preserve">in fMRI data. </w:t>
+      </w:r>
+    </w:p>
+    <w:p>
+      <w:r>
+        <w:rPr>
+          <w:rStyle w:val="CapsExpandedColored"/>
+        </w:rPr>
+        <w:t>European Center for Nuclear Research</w:t>
+      </w:r>
+      <w:r>
+        <w:rPr>
+          <w:rStyle w:val="CapsExpandedColored"/>
+        </w:rPr>
+        <w:t xml:space="preserve"> (CERN)</w:t>
+      </w:r>
+      <w:r>
+        <w:tab/>
+      </w:r>
+      <w:r>
+        <w:t>Geneva</w:t>
+      </w:r>
+      <w:r>
+        <w:t>,</w:t>
+      </w:r>
+      <w:r>
+        <w:t xml:space="preserve"> Switzerland</w:t>
+      </w:r>
+    </w:p>
+    <w:p>
       <w:r>
         <w:rPr>
           <w:rStyle w:val="ItalicExpanded"/>
           <w:b/>
         </w:rPr>
-        <w:t>, supersymmetry</w:t>
-      </w:r>
+        <w:t>Researcher</w:t>
+      </w:r>
+      <w:r>
+        <w:rPr>
+          <w:rStyle w:val="ItalicExpanded"/>
+          <w:b/>
+        </w:rPr>
+        <w:t xml:space="preserve">, </w:t>
+      </w:r>
+      <w:proofErr w:type="spellStart"/>
+      <w:r>
+        <w:rPr>
+          <w:rStyle w:val="ItalicExpanded"/>
+          <w:b/>
+        </w:rPr>
+        <w:t>supersymmetry</w:t>
+      </w:r>
+      <w:proofErr w:type="spellEnd"/>
       <w:r>
         <w:tab/>
       </w:r>
@@ -952,7 +1180,15 @@
         <w:t xml:space="preserve">for </w:t>
       </w:r>
       <w:r>
-        <w:t>data quality of muon detect</w:t>
+        <w:t xml:space="preserve">data quality of </w:t>
+      </w:r>
+      <w:proofErr w:type="spellStart"/>
+      <w:r>
+        <w:t>muon</w:t>
+      </w:r>
+      <w:proofErr w:type="spellEnd"/>
+      <w:r>
+        <w:t xml:space="preserve"> detect</w:t>
       </w:r>
       <w:r>
         <w:t>ion in the ATLAS experiment for real-time data acquisition</w:t>
@@ -1090,7 +1326,23 @@
         <w:t>Co-tailored a convolutional neural n</w:t>
       </w:r>
       <w:r>
-        <w:t>etwork in Matlab to detect the presence and severity of hydronephrosis in ultrasound images to provide automated diagnosis or a validity check on physician decisions.</w:t>
+        <w:t xml:space="preserve">etwork in </w:t>
+      </w:r>
+      <w:proofErr w:type="spellStart"/>
+      <w:r>
+        <w:t>Matlab</w:t>
+      </w:r>
+      <w:proofErr w:type="spellEnd"/>
+      <w:r>
+        <w:t xml:space="preserve"> to detect the presence and severity of </w:t>
+      </w:r>
+      <w:proofErr w:type="spellStart"/>
+      <w:r>
+        <w:t>hydronephrosis</w:t>
+      </w:r>
+      <w:proofErr w:type="spellEnd"/>
+      <w:r>
+        <w:t xml:space="preserve"> in ultrasound images to provide automated diagnosis or a validity check on physician decisions.</w:t>
       </w:r>
     </w:p>
     <w:p>
@@ -1235,10 +1487,18 @@
       </w:r>
     </w:p>
     <w:p>
-      <w:r>
+      <w:pPr>
         <w:rPr>
           <w:rStyle w:val="CapsExpandedColored"/>
         </w:rPr>
+      </w:pPr>
+    </w:p>
+    <w:p>
+      <w:r>
+        <w:rPr>
+          <w:rStyle w:val="CapsExpandedColored"/>
+        </w:rPr>
+        <w:lastRenderedPageBreak/>
         <w:t>Harvard University Institute of Politics</w:t>
       </w:r>
       <w:r>
@@ -1287,6 +1547,7 @@
         <w:tab/>
         <w:t xml:space="preserve"> </w:t>
       </w:r>
+      <w:proofErr w:type="gramStart"/>
       <w:r>
         <w:rPr>
           <w:i/>
@@ -1295,7 +1556,11 @@
         <w:t xml:space="preserve">  </w:t>
       </w:r>
       <w:r>
-        <w:t>May 2015 - Present</w:t>
+        <w:t>May</w:t>
+      </w:r>
+      <w:proofErr w:type="gramEnd"/>
+      <w:r>
+        <w:t xml:space="preserve"> 2015 - Present</w:t>
       </w:r>
     </w:p>
     <w:p>
@@ -1408,6 +1673,7 @@
         <w:tab/>
         <w:t xml:space="preserve"> </w:t>
       </w:r>
+      <w:proofErr w:type="gramStart"/>
       <w:r>
         <w:rPr>
           <w:i/>
@@ -1416,7 +1682,11 @@
         <w:t xml:space="preserve">  </w:t>
       </w:r>
       <w:r>
-        <w:t>May 2015 - Present</w:t>
+        <w:t>May</w:t>
+      </w:r>
+      <w:proofErr w:type="gramEnd"/>
+      <w:r>
+        <w:t xml:space="preserve"> 2015 - Present</w:t>
       </w:r>
     </w:p>
     <w:p>
